--- a/03-成熟度评估/01-评估框架/02-评估维度与权重说明.docx
+++ b/03-成熟度评估/01-评估框架/02-评估维度与权重说明.docx
@@ -41,7 +41,7 @@
           <w:i w:val="0"/>
           <w:sz w:val="22"/>
         </w:rPr>
-        <w:t>本评估体系的维度设计基于以下两大经典模型，并结合紧固件制造行业特点进行了适配：</w:t>
+        <w:t>本评估体系的维度设计基于以下两大经典模型，并结合制造行业特点进行了适配：</w:t>
       </w:r>
     </w:p>
     <w:p>
@@ -286,7 +286,7 @@
           <w:i w:val="0"/>
           <w:sz w:val="22"/>
         </w:rPr>
-        <w:t>在上述框架基础上，针对紧固件制造行业进行了以下调整：</w:t>
+        <w:t>在上述框架基础上，针对制造行业进行了以下调整：</w:t>
       </w:r>
     </w:p>
     <w:p>
@@ -300,7 +300,7 @@
           <w:i w:val="0"/>
           <w:sz w:val="22"/>
         </w:rPr>
-        <w:t>增加了供应链维度，反映原材料（钢丝、盘元）供应的重要性</w:t>
+        <w:t>增加了供应链维度，反映原材料（棒料、卷料）供应的重要性</w:t>
       </w:r>
     </w:p>
     <w:p>
@@ -314,7 +314,7 @@
           <w:i w:val="0"/>
           <w:sz w:val="22"/>
         </w:rPr>
-        <w:t>细化了核心工具应用维度，覆盖紧固件各工序的关键工具</w:t>
+        <w:t>细化了核心工具应用维度，覆盖产品各工序的关键工具</w:t>
       </w:r>
     </w:p>
     <w:p>
@@ -1472,7 +1472,7 @@
           <w:i w:val="0"/>
           <w:sz w:val="22"/>
         </w:rPr>
-        <w:t>维度说明</w:t>
+        <w:t>维度说明：评估精益工具在各工序的实际应用深度和效果。这是制造行业评估的核心维度。</w:t>
       </w:r>
       <w:r>
         <w:rPr>
@@ -1481,7 +1481,6 @@
           <w:i w:val="0"/>
           <w:sz w:val="22"/>
         </w:rPr>
-        <w:t>：评估精益工具在各工序的实际应用深度和效果。这是紧固件制造行业评估的核心维度。</w:t>
       </w:r>
     </w:p>
     <w:tbl>
@@ -2439,7 +2438,9 @@
             <w:shd w:fill="EDF2F9" w:val="clear"/>
           </w:tcPr>
           <w:p>
-            <w:r/>
+            <w:r>
+              <w:t>机加工→精加工→热处理→表面处理的衔接</w:t>
+            </w:r>
             <w:r>
               <w:rPr>
                 <w:rFonts w:ascii="SimSun" w:hAnsi="SimSun"/>
@@ -2447,7 +2448,6 @@
                 <w:i w:val="0"/>
                 <w:sz w:val="20"/>
               </w:rPr>
-              <w:t>冷镦→搓丝→热处理→表面处理的衔接</w:t>
             </w:r>
           </w:p>
         </w:tc>
@@ -4062,7 +4062,9 @@
             <w:tcW w:type="dxa" w:w="2767"/>
           </w:tcPr>
           <w:p>
-            <w:r/>
+            <w:r>
+              <w:t>制造是工具密集型行业，工具应用深度直接决定精益效果</w:t>
+            </w:r>
             <w:r>
               <w:rPr>
                 <w:rFonts w:ascii="SimSun" w:hAnsi="SimSun"/>
@@ -4070,7 +4072,6 @@
                 <w:i w:val="0"/>
                 <w:sz w:val="20"/>
               </w:rPr>
-              <w:t>紧固件制造是工具密集型行业，工具应用深度直接决定精益效果</w:t>
             </w:r>
           </w:p>
         </w:tc>
@@ -4118,7 +4119,9 @@
             <w:shd w:fill="EDF2F9" w:val="clear"/>
           </w:tcPr>
           <w:p>
-            <w:r/>
+            <w:r>
+              <w:t>工序间的协同效率是制造的关键痛点</w:t>
+            </w:r>
             <w:r>
               <w:rPr>
                 <w:rFonts w:ascii="SimSun" w:hAnsi="SimSun"/>
@@ -4126,7 +4129,6 @@
                 <w:i w:val="0"/>
                 <w:sz w:val="20"/>
               </w:rPr>
-              <w:t>工序间的协同效率是紧固件制造的关键痛点</w:t>
             </w:r>
           </w:p>
         </w:tc>
